--- a/public/Andrew_Garcia_Mosquera_CV_ES.docx
+++ b/public/Andrew_Garcia_Mosquera_CV_ES.docx
@@ -112,7 +112,7 @@
           <w:color w:val="4B5563"/>
           <w:sz w:val="18"/>
         </w:rPr>
-        <w:t xml:space="preserve">ago 2026 - Actual (previsto)</w:t>
+        <w:t xml:space="preserve">ago 2026 - Actual</w:t>
       </w:r>
     </w:p>
     <w:p>
@@ -492,7 +492,7 @@
           <w:color w:val="4B5563"/>
           <w:sz w:val="19"/>
         </w:rPr>
-        <w:t xml:space="preserve">El producto insignia de Lyroo: un punto de venta de escritorio para restaurantes colombianos, en producción en su versión 1.2. </w:t>
+        <w:t xml:space="preserve">El producto insignia de Lyroo: un punto de venta de escritorio para restaurantes colombianos, en producción en v1.2 y con clientes de pago desde julio de 2026. </w:t>
       </w:r>
       <w:r>
         <w:rPr>
@@ -530,7 +530,7 @@
           <w:color w:val="4B5563"/>
           <w:sz w:val="19"/>
         </w:rPr>
-        <w:t xml:space="preserve">Genera reels, carruseles, publicaciones y videos con motion renderizados por código para cualquier marca usando CUALQUIER agente de código (Claude Code, Codex, Gemini CLI, Kimi, Cursor...) o API de LLM (compatible con OpenAI, OpenRouter, Ollama). </w:t>
+        <w:t xml:space="preserve">Genera reels, carruseles, posts y vídeos animados renderizados desde código para cualquier marca, movido por CUALQUIER agente de código (Claude Code, Codex, Gemini CLI, Cursor...) o cualquier API LLM compatible con OpenAI, OpenRouter u Ollama. </w:t>
       </w:r>
       <w:r>
         <w:rPr>
